--- a/docs/guides/IHERALD.docx
+++ b/docs/guides/IHERALD.docx
@@ -216,7 +216,7 @@
               <w:t xml:space="preserve"> </w:t>
             </w:r>
             <w:r>
-              <w:t xml:space="preserve">and, honestly, that its only application route</w:t>
+              <w:t xml:space="preserve">and its now-LIVE application route</w:t>
             </w:r>
             <w:r>
               <w:t xml:space="preserve"> </w:t>
@@ -231,23 +231,22 @@
               <w:t xml:space="preserve"> </w:t>
             </w:r>
             <w:r>
-              <w:t xml:space="preserve">is currently a</w:t>
+              <w:t xml:space="preserve">(HRD-024): a JWT-gated escalation handler driving the</w:t>
             </w:r>
             <w:r>
               <w:t xml:space="preserve"> </w:t>
             </w:r>
             <w:r>
               <w:rPr>
-                <w:b/>
-                <w:bCs/>
+                <w:rStyle w:val="VerbatimChar"/>
               </w:rPr>
-              <w:t xml:space="preserve">501 stub</w:t>
+              <w:t xml:space="preserve">iherald/internal/bindings</w:t>
             </w:r>
             <w:r>
               <w:t xml:space="preserve"> </w:t>
             </w:r>
             <w:r>
-              <w:t xml:space="preserve">(HRD-024 pending). ANTI-BLUFF: derived from the built</w:t>
+              <w:t xml:space="preserve">Pipeline → emit CloudEvent → persist state/audit → 202 + Receipt. ANTI-BLUFF: derived from the built</w:t>
             </w:r>
             <w:r>
               <w:t xml:space="preserve"> </w:t>
@@ -307,10 +306,22 @@
               <w:rPr>
                 <w:rStyle w:val="VerbatimChar"/>
               </w:rPr>
-              <w:t xml:space="preserve">iherald/internal/http/routes.go</w:t>
-            </w:r>
-            <w:r>
-              <w:t xml:space="preserve">. Per the §11.4.69 anti-bluff posture, iherald serves an honest 501 + HRD pointer rather than a fake 200 stub — this guide states that plainly.</w:t>
+              <w:t xml:space="preserve">iherald/internal/page/page.go</w:t>
+            </w:r>
+            <w:r>
+              <w:t xml:space="preserve">. Third-party pager egress (PagerDuty/Opsgenie) is a separate operator-credentialed subscriber — each Receipt discloses</w:t>
+            </w:r>
+            <w:r>
+              <w:t xml:space="preserve"> </w:t>
+            </w:r>
+            <w:r>
+              <w:rPr>
+                <w:rStyle w:val="VerbatimChar"/>
+              </w:rPr>
+              <w:t xml:space="preserve">pager_delivery</w:t>
+            </w:r>
+            <w:r>
+              <w:t xml:space="preserve">; no fake "pager notified" 200 (§11.4.69).</w:t>
             </w:r>
           </w:p>
         </w:tc>
@@ -647,7 +658,22 @@
         <w:t xml:space="preserve"> </w:t>
       </w:r>
       <w:r>
-        <w:t xml:space="preserve">its mission is "Credential-leak page-out + operator-blocked escalation". It is intended to be the paging surface for incident escalation. As of this revision its HTTP plane is wired but the paging route itself is a</w:t>
+        <w:t xml:space="preserve">its mission is "Credential-leak page-out + operator-blocked escalation". It is the paging surface for incident escalation. As of HRD-024 its</w:t>
+      </w:r>
+      <w:r>
+        <w:t xml:space="preserve"> </w:t>
+      </w:r>
+      <w:r>
+        <w:rPr>
+          <w:rStyle w:val="VerbatimChar"/>
+        </w:rPr>
+        <w:t xml:space="preserve">POST /v1/webhooks/page</w:t>
+      </w:r>
+      <w:r>
+        <w:t xml:space="preserve"> </w:t>
+      </w:r>
+      <w:r>
+        <w:t xml:space="preserve">route is</w:t>
       </w:r>
       <w:r>
         <w:t xml:space="preserve"> </w:t>
@@ -657,55 +683,106 @@
           <w:b/>
           <w:bCs/>
         </w:rPr>
-        <w:t xml:space="preserve">501 stub</w:t>
-      </w:r>
-      <w:r>
-        <w:t xml:space="preserve"> </w:t>
-      </w:r>
-      <w:r>
-        <w:t xml:space="preserve">awaiting HRD-024 —</w:t>
-      </w:r>
-      <w:r>
-        <w:t xml:space="preserve"> </w:t>
-      </w:r>
-      <w:r>
-        <w:rPr>
-          <w:rStyle w:val="VerbatimChar"/>
-        </w:rPr>
-        <w:t xml:space="preserve">iherald</w:t>
-      </w:r>
-      <w:r>
-        <w:t xml:space="preserve"> </w:t>
-      </w:r>
-      <w:r>
-        <w:t xml:space="preserve">is the most honest demonstration of Herald's anti-bluff posture: it returns a real</w:t>
-      </w:r>
-      <w:r>
-        <w:t xml:space="preserve"> </w:t>
-      </w:r>
-      <w:r>
-        <w:rPr>
-          <w:rStyle w:val="VerbatimChar"/>
-        </w:rPr>
-        <w:t xml:space="preserve">501 Not Implemented</w:t>
-      </w:r>
-      <w:r>
-        <w:t xml:space="preserve"> </w:t>
-      </w:r>
-      <w:r>
-        <w:t xml:space="preserve">+ an HRD pointer rather than a fake</w:t>
-      </w:r>
-      <w:r>
-        <w:t xml:space="preserve"> </w:t>
-      </w:r>
-      <w:r>
-        <w:rPr>
-          <w:rStyle w:val="VerbatimChar"/>
-        </w:rPr>
-        <w:t xml:space="preserve">200</w:t>
-      </w:r>
-      <w:r>
-        <w:t xml:space="preserve">.</w:t>
+        <w:t xml:space="preserve">LIVE</w:t>
+      </w:r>
+      <w:r>
+        <w:t xml:space="preserve">: a JWT-gated handler that classifies the page through the</w:t>
+      </w:r>
+      <w:r>
+        <w:t xml:space="preserve"> </w:t>
+      </w:r>
+      <w:r>
+        <w:rPr>
+          <w:rStyle w:val="VerbatimChar"/>
+        </w:rPr>
+        <w:t xml:space="preserve">iherald/internal/bindings</w:t>
+      </w:r>
+      <w:r>
+        <w:t xml:space="preserve"> </w:t>
+      </w:r>
+      <w:r>
+        <w:t xml:space="preserve">escalation Pipeline, emits the</w:t>
+      </w:r>
+      <w:r>
+        <w:t xml:space="preserve"> </w:t>
+      </w:r>
+      <w:r>
+        <w:rPr>
+          <w:rStyle w:val="VerbatimChar"/>
+        </w:rPr>
+        <w:t xml:space="preserve">.credential.leak</w:t>
+      </w:r>
+      <w:r>
+        <w:t xml:space="preserve">/</w:t>
+      </w:r>
+      <w:r>
+        <w:rPr>
+          <w:rStyle w:val="VerbatimChar"/>
+        </w:rPr>
+        <w:t xml:space="preserve">.policy.violation</w:t>
+      </w:r>
+      <w:r>
+        <w:t xml:space="preserve"> </w:t>
+      </w:r>
+      <w:r>
+        <w:t xml:space="preserve">CloudEvent on the constitution bus, persists</w:t>
+      </w:r>
+      <w:r>
+        <w:t xml:space="preserve"> </w:t>
+      </w:r>
+      <w:r>
+        <w:rPr>
+          <w:rStyle w:val="VerbatimChar"/>
+        </w:rPr>
+        <w:t xml:space="preserve">constitution_state</w:t>
+      </w:r>
+      <w:r>
+        <w:t xml:space="preserve"> </w:t>
+      </w:r>
+      <w:r>
+        <w:t xml:space="preserve">+</w:t>
+      </w:r>
+      <w:r>
+        <w:t xml:space="preserve"> </w:t>
+      </w:r>
+      <w:r>
+        <w:rPr>
+          <w:rStyle w:val="VerbatimChar"/>
+        </w:rPr>
+        <w:t xml:space="preserve">constitution_audit</w:t>
+      </w:r>
+      <w:r>
+        <w:t xml:space="preserve">, and returns</w:t>
+      </w:r>
+      <w:r>
+        <w:t xml:space="preserve"> </w:t>
+      </w:r>
+      <w:r>
+        <w:rPr>
+          <w:rStyle w:val="VerbatimChar"/>
+        </w:rPr>
+        <w:t xml:space="preserve">202</w:t>
+      </w:r>
+      <w:r>
+        <w:t xml:space="preserve"> </w:t>
+      </w:r>
+      <w:r>
+        <w:t xml:space="preserve">+ a Receipt. Actual outbound delivery to a third-party pager (PagerDuty/Opsgenie) is a separate operator-credentialed bus subscriber — every Receipt carries a</w:t>
+      </w:r>
+      <w:r>
+        <w:t xml:space="preserve"> </w:t>
+      </w:r>
+      <w:r>
+        <w:rPr>
+          <w:rStyle w:val="VerbatimChar"/>
+        </w:rPr>
+        <w:t xml:space="preserve">pager_delivery</w:t>
+      </w:r>
+      <w:r>
+        <w:t xml:space="preserve"> </w:t>
+      </w:r>
+      <w:r>
+        <w:t xml:space="preserve">disclosure note; no fake "pager notified" 200 is returned (the §11.4.69 anti-bluff posture).</w:t>
       </w:r>
     </w:p>
     <w:p>
@@ -1254,7 +1331,7 @@
           <w:b/>
           <w:bCs/>
         </w:rPr>
-        <w:t xml:space="preserve">The one application route,</w:t>
+        <w:t xml:space="preserve">The application route</w:t>
       </w:r>
       <w:r>
         <w:rPr>
@@ -1276,7 +1353,14 @@
           <w:b/>
           <w:bCs/>
         </w:rPr>
-        <w:t xml:space="preserve">, is a 501 stub.</w:t>
+        <w:t xml:space="preserve"> </w:t>
+      </w:r>
+      <w:r>
+        <w:rPr>
+          <w:b/>
+          <w:bCs/>
+        </w:rPr>
+        <w:t xml:space="preserve">is LIVE (HRD-024).</w:t>
       </w:r>
       <w:r>
         <w:t xml:space="preserve"> </w:t>
@@ -1291,58 +1375,323 @@
         <w:rPr>
           <w:rStyle w:val="VerbatimChar"/>
         </w:rPr>
-        <w:t xml:space="preserve">iherald/internal/http/routes.go</w:t>
-      </w:r>
-      <w:r>
-        <w:t xml:space="preserve"> </w:t>
-      </w:r>
-      <w:r>
-        <w:t xml:space="preserve">the route is registered with</w:t>
-      </w:r>
-      <w:r>
-        <w:t xml:space="preserve"> </w:t>
-      </w:r>
-      <w:r>
-        <w:rPr>
-          <w:rStyle w:val="VerbatimChar"/>
-        </w:rPr>
-        <w:t xml:space="preserve">HRD: "HRD-024"</w:t>
-      </w:r>
-      <w:r>
-        <w:t xml:space="preserve"> </w:t>
-      </w:r>
-      <w:r>
-        <w:t xml:space="preserve">and returns an honest</w:t>
-      </w:r>
-      <w:r>
-        <w:t xml:space="preserve"> </w:t>
-      </w:r>
-      <w:r>
-        <w:rPr>
-          <w:rStyle w:val="VerbatimChar"/>
-        </w:rPr>
-        <w:t xml:space="preserve">501 Not Implemented</w:t>
-      </w:r>
-      <w:r>
-        <w:t xml:space="preserve"> </w:t>
-      </w:r>
-      <w:r>
-        <w:t xml:space="preserve">+ an HRD pointer. The package comment states the rationale directly: an honest 501 + HRD pointer beats a 200 stub under the §11.4.69 anti-bluff posture. The live paging integration (the</w:t>
-      </w:r>
-      <w:r>
-        <w:t xml:space="preserve"> </w:t>
-      </w:r>
-      <w:r>
-        <w:rPr>
-          <w:rStyle w:val="VerbatimChar"/>
-        </w:rPr>
-        <w:t xml:space="preserve">/v1/webhooks/page</w:t>
-      </w:r>
-      <w:r>
-        <w:t xml:space="preserve"> </w:t>
-      </w:r>
-      <w:r>
-        <w:t xml:space="preserve">handler body + the §43 escalation command bodies) is scope-locked to the HRD-024 follow-ups.</w:t>
+        <w:t xml:space="preserve">iherald/internal/page/page.go</w:t>
+      </w:r>
+      <w:r>
+        <w:t xml:space="preserve"> </w:t>
+      </w:r>
+      <w:r>
+        <w:t xml:space="preserve">it is a JWT+tenant-gated handler (via</w:t>
+      </w:r>
+      <w:r>
+        <w:t xml:space="preserve"> </w:t>
+      </w:r>
+      <w:r>
+        <w:rPr>
+          <w:rStyle w:val="VerbatimChar"/>
+        </w:rPr>
+        <w:t xml:space="preserve">commons_auth.GinMiddleware</w:t>
+      </w:r>
+      <w:r>
+        <w:t xml:space="preserve">) that accepts a page webhook body (</w:t>
+      </w:r>
+      <w:r>
+        <w:rPr>
+          <w:rStyle w:val="VerbatimChar"/>
+        </w:rPr>
+        <w:t xml:space="preserve">rule_id</w:t>
+      </w:r>
+      <w:r>
+        <w:t xml:space="preserve">,</w:t>
+      </w:r>
+      <w:r>
+        <w:t xml:space="preserve"> </w:t>
+      </w:r>
+      <w:r>
+        <w:rPr>
+          <w:rStyle w:val="VerbatimChar"/>
+        </w:rPr>
+        <w:t xml:space="preserve">subject_kind</w:t>
+      </w:r>
+      <w:r>
+        <w:t xml:space="preserve">,</w:t>
+      </w:r>
+      <w:r>
+        <w:t xml:space="preserve"> </w:t>
+      </w:r>
+      <w:r>
+        <w:rPr>
+          <w:rStyle w:val="VerbatimChar"/>
+        </w:rPr>
+        <w:t xml:space="preserve">subject_id</w:t>
+      </w:r>
+      <w:r>
+        <w:t xml:space="preserve">, optional</w:t>
+      </w:r>
+      <w:r>
+        <w:t xml:space="preserve"> </w:t>
+      </w:r>
+      <w:r>
+        <w:rPr>
+          <w:rStyle w:val="VerbatimChar"/>
+        </w:rPr>
+        <w:t xml:space="preserve">operator_id</w:t>
+      </w:r>
+      <w:r>
+        <w:t xml:space="preserve">), classifies it through the matching</w:t>
+      </w:r>
+      <w:r>
+        <w:t xml:space="preserve"> </w:t>
+      </w:r>
+      <w:r>
+        <w:rPr>
+          <w:rStyle w:val="VerbatimChar"/>
+        </w:rPr>
+        <w:t xml:space="preserve">iherald/internal/bindings</w:t>
+      </w:r>
+      <w:r>
+        <w:t xml:space="preserve"> </w:t>
+      </w:r>
+      <w:r>
+        <w:t xml:space="preserve">escalation rule (§11.4.10 credential-leak page-out, §11.4.21 operator-blocked, §11.4.66 blocker-clarification, §18.8 incident-severity), emits the</w:t>
+      </w:r>
+      <w:r>
+        <w:t xml:space="preserve"> </w:t>
+      </w:r>
+      <w:r>
+        <w:rPr>
+          <w:rStyle w:val="VerbatimChar"/>
+        </w:rPr>
+        <w:t xml:space="preserve">.credential.leak</w:t>
+      </w:r>
+      <w:r>
+        <w:t xml:space="preserve">/</w:t>
+      </w:r>
+      <w:r>
+        <w:rPr>
+          <w:rStyle w:val="VerbatimChar"/>
+        </w:rPr>
+        <w:t xml:space="preserve">.policy.violation</w:t>
+      </w:r>
+      <w:r>
+        <w:t xml:space="preserve"> </w:t>
+      </w:r>
+      <w:r>
+        <w:t xml:space="preserve">CloudEvent on the constitution bus, persists</w:t>
+      </w:r>
+      <w:r>
+        <w:t xml:space="preserve"> </w:t>
+      </w:r>
+      <w:r>
+        <w:rPr>
+          <w:rStyle w:val="VerbatimChar"/>
+        </w:rPr>
+        <w:t xml:space="preserve">constitution_state</w:t>
+      </w:r>
+      <w:r>
+        <w:t xml:space="preserve"> </w:t>
+      </w:r>
+      <w:r>
+        <w:t xml:space="preserve">+</w:t>
+      </w:r>
+      <w:r>
+        <w:t xml:space="preserve"> </w:t>
+      </w:r>
+      <w:r>
+        <w:rPr>
+          <w:rStyle w:val="VerbatimChar"/>
+        </w:rPr>
+        <w:t xml:space="preserve">constitution_audit</w:t>
+      </w:r>
+      <w:r>
+        <w:t xml:space="preserve">, and returns</w:t>
+      </w:r>
+      <w:r>
+        <w:t xml:space="preserve"> </w:t>
+      </w:r>
+      <w:r>
+        <w:rPr>
+          <w:rStyle w:val="VerbatimChar"/>
+        </w:rPr>
+        <w:t xml:space="preserve">202</w:t>
+      </w:r>
+      <w:r>
+        <w:t xml:space="preserve"> </w:t>
+      </w:r>
+      <w:r>
+        <w:t xml:space="preserve">+ a Receipt (</w:t>
+      </w:r>
+      <w:r>
+        <w:rPr>
+          <w:rStyle w:val="VerbatimChar"/>
+        </w:rPr>
+        <w:t xml:space="preserve">decision</w:t>
+      </w:r>
+      <w:r>
+        <w:t xml:space="preserve">,</w:t>
+      </w:r>
+      <w:r>
+        <w:t xml:space="preserve"> </w:t>
+      </w:r>
+      <w:r>
+        <w:rPr>
+          <w:rStyle w:val="VerbatimChar"/>
+        </w:rPr>
+        <w:t xml:space="preserve">mode</w:t>
+      </w:r>
+      <w:r>
+        <w:t xml:space="preserve">,</w:t>
+      </w:r>
+      <w:r>
+        <w:t xml:space="preserve"> </w:t>
+      </w:r>
+      <w:r>
+        <w:rPr>
+          <w:rStyle w:val="VerbatimChar"/>
+        </w:rPr>
+        <w:t xml:space="preserve">escalation</w:t>
+      </w:r>
+      <w:r>
+        <w:t xml:space="preserve">,</w:t>
+      </w:r>
+      <w:r>
+        <w:t xml:space="preserve"> </w:t>
+      </w:r>
+      <w:r>
+        <w:rPr>
+          <w:rStyle w:val="VerbatimChar"/>
+        </w:rPr>
+        <w:t xml:space="preserve">emitted</w:t>
+      </w:r>
+      <w:r>
+        <w:t xml:space="preserve">,</w:t>
+      </w:r>
+      <w:r>
+        <w:t xml:space="preserve"> </w:t>
+      </w:r>
+      <w:r>
+        <w:rPr>
+          <w:rStyle w:val="VerbatimChar"/>
+        </w:rPr>
+        <w:t xml:space="preserve">audited</w:t>
+      </w:r>
+      <w:r>
+        <w:t xml:space="preserve">,</w:t>
+      </w:r>
+      <w:r>
+        <w:t xml:space="preserve"> </w:t>
+      </w:r>
+      <w:r>
+        <w:rPr>
+          <w:rStyle w:val="VerbatimChar"/>
+        </w:rPr>
+        <w:t xml:space="preserve">changed</w:t>
+      </w:r>
+      <w:r>
+        <w:t xml:space="preserve">). Malformed/unknown-rule bodies return</w:t>
+      </w:r>
+      <w:r>
+        <w:t xml:space="preserve"> </w:t>
+      </w:r>
+      <w:r>
+        <w:rPr>
+          <w:rStyle w:val="VerbatimChar"/>
+        </w:rPr>
+        <w:t xml:space="preserve">400</w:t>
+      </w:r>
+      <w:r>
+        <w:t xml:space="preserve"> </w:t>
+      </w:r>
+      <w:r>
+        <w:t xml:space="preserve">with an</w:t>
+      </w:r>
+      <w:r>
+        <w:t xml:space="preserve"> </w:t>
+      </w:r>
+      <w:r>
+        <w:rPr>
+          <w:rStyle w:val="VerbatimChar"/>
+        </w:rPr>
+        <w:t xml:space="preserve">event_parser:</w:t>
+      </w:r>
+      <w:r>
+        <w:t xml:space="preserve">-tagged error; an</w:t>
+      </w:r>
+      <w:r>
+        <w:t xml:space="preserve"> </w:t>
+      </w:r>
+      <w:r>
+        <w:rPr>
+          <w:rStyle w:val="VerbatimChar"/>
+        </w:rPr>
+        <w:t xml:space="preserve">operator_id</w:t>
+      </w:r>
+      <w:r>
+        <w:t xml:space="preserve"> </w:t>
+      </w:r>
+      <w:r>
+        <w:t xml:space="preserve">outside the</w:t>
+      </w:r>
+      <w:r>
+        <w:t xml:space="preserve"> </w:t>
+      </w:r>
+      <w:r>
+        <w:rPr>
+          <w:rStyle w:val="VerbatimChar"/>
+        </w:rPr>
+        <w:t xml:space="preserve">HERALD_OPERATOR_IDS</w:t>
+      </w:r>
+      <w:r>
+        <w:t xml:space="preserve"> </w:t>
+      </w:r>
+      <w:r>
+        <w:t xml:space="preserve">allow-list (when configured) returns</w:t>
+      </w:r>
+      <w:r>
+        <w:t xml:space="preserve"> </w:t>
+      </w:r>
+      <w:r>
+        <w:rPr>
+          <w:rStyle w:val="VerbatimChar"/>
+        </w:rPr>
+        <w:t xml:space="preserve">403</w:t>
+      </w:r>
+      <w:r>
+        <w:t xml:space="preserve"> </w:t>
+      </w:r>
+      <w:r>
+        <w:t xml:space="preserve">for the operator-gated rules.</w:t>
+      </w:r>
+      <w:r>
+        <w:t xml:space="preserve"> </w:t>
+      </w:r>
+      <w:r>
+        <w:rPr>
+          <w:b/>
+          <w:bCs/>
+        </w:rPr>
+        <w:t xml:space="preserve">Honest follow-up:</w:t>
+      </w:r>
+      <w:r>
+        <w:t xml:space="preserve"> </w:t>
+      </w:r>
+      <w:r>
+        <w:t xml:space="preserve">outbound delivery to a third-party pager (PagerDuty Events API / Opsgenie) is a separate operator-credentialed bus subscriber — the emitted event IS the in-Herald page-out; each Receipt carries a</w:t>
+      </w:r>
+      <w:r>
+        <w:t xml:space="preserve"> </w:t>
+      </w:r>
+      <w:r>
+        <w:rPr>
+          <w:rStyle w:val="VerbatimChar"/>
+        </w:rPr>
+        <w:t xml:space="preserve">pager_delivery</w:t>
+      </w:r>
+      <w:r>
+        <w:t xml:space="preserve"> </w:t>
+      </w:r>
+      <w:r>
+        <w:t xml:space="preserve">disclosure. No fake 200.</w:t>
       </w:r>
     </w:p>
     <w:p>
@@ -1557,7 +1906,7 @@
         <w:t xml:space="preserve"> </w:t>
       </w:r>
       <w:r>
-        <w:t xml:space="preserve">501 stub, HRD-024 pending).</w:t>
+        <w:t xml:space="preserve">LIVE escalation handler, HRD-024).</w:t>
       </w:r>
     </w:p>
     <w:p>
